--- a/wordings/downloads/Meridian_PI_Recruitment_Labour_Hire_v1.0.0-DRAFT.docx
+++ b/wordings/downloads/Meridian_PI_Recruitment_Labour_Hire_v1.0.0-DRAFT.docx
@@ -4919,7 +4919,7 @@
             <w:color w:val="2E5C4E"/>
             <w:u w:val="single"/>
           </w:rPr>
-          <w:t xml:space="preserve">the Wages, Superannuation and Employer Payments exclusion</w:t>
+          <w:t xml:space="preserve">The Wages, Superannuation and Employer Payments exclusion</w:t>
         </w:r>
       </w:hyperlink>
       <w:r>
